--- a/content-src/docx/R TLS 2010 06 18 Paterson Rain.docx
+++ b/content-src/docx/R TLS 2010 06 18 Paterson Rain.docx
@@ -229,7 +229,7 @@
         <w:t xml:space="preserve">&lt;quote&gt;</w:t>
       </w:r>
       <w:r>
-        <w:t>“</w:t>
+        <w:t/>
       </w:r>
       <w:r>
         <w:t>the whole man must be his own brother</w:t>
@@ -247,7 +247,7 @@
         <w:t xml:space="preserve"> the one hand’s kindness to the other</w:t>
       </w:r>
       <w:r>
-        <w:t>”</w:t>
+        <w:t/>
       </w:r>
       <w:r>
         <w:t xml:space="preserve">&lt;/quote&gt;</w:t>
@@ -281,7 +281,7 @@
         <w:t xml:space="preserve">&lt;quote&gt;</w:t>
       </w:r>
       <w:r>
-        <w:t>“</w:t>
+        <w:t/>
       </w:r>
       <w:r>
         <w:t>I might have you read these words</w:t>
@@ -317,7 +317,7 @@
         <w:t xml:space="preserve"> but to see the kind of dark I laid between them.</w:t>
       </w:r>
       <w:r>
-        <w:t>”</w:t>
+        <w:t/>
       </w:r>
       <w:r>
         <w:t xml:space="preserve">&lt;/quote&gt;</w:t>
@@ -387,7 +387,7 @@
         <w:t xml:space="preserve">&lt;quote&gt;</w:t>
       </w:r>
       <w:r>
-        <w:t>“</w:t>
+        <w:t/>
       </w:r>
       <w:r>
         <w:t>He’s three year deid, an aa I’ve done is greet</w:t>
@@ -405,7 +405,7 @@
         <w:t xml:space="preserve"> I stole that line from Robert Garioch.</w:t>
       </w:r>
       <w:r>
-        <w:t>”</w:t>
+        <w:t/>
       </w:r>
       <w:r>
         <w:t xml:space="preserve">&lt;/quote&gt;</w:t>

--- a/content-src/docx/R TLS 2010 06 18 Paterson Rain.docx
+++ b/content-src/docx/R TLS 2010 06 18 Paterson Rain.docx
@@ -20,13 +20,13 @@
         <w:br/>
       </w:r>
       <w:r>
-        <w:t xml:space="preserve">61pp. Faber. £12.99. ISBN 978-0-571-24957-2</w:t>
-      </w:r>
-      <w:r>
-        <w:br/>
-      </w:r>
-      <w:r>
-        <w:t xml:space="preserve">US: Farrar, Straus and Giroux. $24. ISBN 978-0-374-24629-7&lt;/details&gt;</w:t>
+        <w:t xml:space="preserve">61pp. Faber. £12.99</w:t>
+      </w:r>
+      <w:r>
+        <w:br/>
+      </w:r>
+      <w:r>
+        <w:t xml:space="preserve">US: Farrar, Straus and Giroux. $24&lt;/details&gt;</w:t>
       </w:r>
     </w:p>
     <w:p>
